--- a/packages/ingest/fixtures/contract.docx
+++ b/packages/ingest/fixtures/contract.docx
@@ -48,19 +48,19 @@
       </w:pPr>
       <w:r>
         <w:rPr/>
-        <w:t>Чл. 3. Концесията се предоставя за срок от 25 (двадесет и пет) години, считано от датата на влизане в сила на договора.</w:t>
-      </w:r>
-    </w:p>
-    <w:p>
-      <w:pPr>
-        <w:pStyle w:val="BodyText"/>
-        <w:bidi w:val="0"/>
-        <w:jc w:val="left"/>
-        <w:rPr/>
-      </w:pPr>
-      <w:r>
-        <w:rPr/>
-        <w:t>Чл. 4. Стойността на концесията е 180 000 лв. (сто и осемдесет хиляди лева) без ДДС.</w:t>
+        <w:t>Чл. 3. Концесията се предоставя за срок от 35 (тридесет и пет) години, считано от датата на влизане в сила на договора.</w:t>
+      </w:r>
+    </w:p>
+    <w:p>
+      <w:pPr>
+        <w:pStyle w:val="BodyText"/>
+        <w:bidi w:val="0"/>
+        <w:jc w:val="left"/>
+        <w:rPr/>
+      </w:pPr>
+      <w:r>
+        <w:rPr/>
+        <w:t>Чл. 4. Стойността на концесията е 41 967,34 лв. (четиридесет и една хиляди деветстотин шестдесет и седем лева и 34 ст.) без ДДС.</w:t>
       </w:r>
       <w:r>
         <w:br w:type="page"/>
@@ -76,19 +76,31 @@
       </w:pPr>
       <w:r>
         <w:rPr/>
-        <w:t>Чл. 5. (1) Годишното концесионно възнаграждение е в размер на 2 300,81 лв. (две хиляди и триста лева и 81 ст.) без ДДС.</w:t>
-      </w:r>
-    </w:p>
-    <w:p>
-      <w:pPr>
-        <w:pStyle w:val="BodyText"/>
-        <w:bidi w:val="0"/>
-        <w:jc w:val="left"/>
-        <w:rPr/>
-      </w:pPr>
-      <w:r>
-        <w:rPr/>
-        <w:t>(2) Концесионерът внася гаранция за изпълнение в размер на 1 000 лв.</w:t>
+        <w:t>Чл. 5. (1) Годишното концесионно възнаграждение е в размер на 259,75 лв. (двеста петдесет и девет лева и 75 ст.) без ДДС.</w:t>
+      </w:r>
+    </w:p>
+    <w:p>
+      <w:pPr>
+        <w:pStyle w:val="BodyText"/>
+        <w:bidi w:val="0"/>
+        <w:jc w:val="left"/>
+        <w:rPr/>
+      </w:pPr>
+      <w:r>
+        <w:rPr/>
+        <w:t>(2) Еднократното концесионно възнаграждение е 1 500 лв. и се заплаща при подписване на договора.</w:t>
+      </w:r>
+    </w:p>
+    <w:p>
+      <w:pPr>
+        <w:pStyle w:val="BodyText"/>
+        <w:bidi w:val="0"/>
+        <w:jc w:val="left"/>
+        <w:rPr/>
+      </w:pPr>
+      <w:r>
+        <w:rPr/>
+        <w:t>(3) Концесионерът внася гаранция за изпълнение в размер на 1 000 лв.</w:t>
       </w:r>
     </w:p>
     <w:p>

--- a/packages/ingest/fixtures/contract.docx
+++ b/packages/ingest/fixtures/contract.docx
@@ -60,7 +60,7 @@
       </w:pPr>
       <w:r>
         <w:rPr/>
-        <w:t>Чл. 4. Стойността на концесията е 41 967,34 лв. (четиридесет и една хиляди деветстотин шестдесет и седем лева и 34 ст.) без ДДС.</w:t>
+        <w:t>Чл. 4. Стойността на концесията е 82 080,98 лв. (осемдесет и две хиляди и осемдесет лева и 98 ст.) без ДДС.</w:t>
       </w:r>
       <w:r>
         <w:br w:type="page"/>
@@ -76,7 +76,7 @@
       </w:pPr>
       <w:r>
         <w:rPr/>
-        <w:t>Чл. 5. (1) Годишното концесионно възнаграждение е в размер на 259,75 лв. (двеста петдесет и девет лева и 75 ст.) без ДДС.</w:t>
+        <w:t>Чл. 5. (1) Годишното концесионно възнаграждение е в размер на 508,03 лв. (петстотин и осем лева и 3 ст.) без ДДС.</w:t>
       </w:r>
     </w:p>
     <w:p>
